--- a/data/exports/chemical-kinetics-and-nuclear-chemistry_revision_notes.docx
+++ b/data/exports/chemical-kinetics-and-nuclear-chemistry_revision_notes.docx
@@ -189,7 +189,7 @@
                 <w:color w:val="2D3748"/>
                 <w:sz w:val="19"/>
               </w:rPr>
-              <w:t>Chemical Kinetics And Nuclear Chemistry - Core Application</w:t>
+              <w:t>Rate Law, Order &amp; Integrated Rate Equations</w:t>
             </w:r>
           </w:p>
         </w:tc>
@@ -209,7 +209,7 @@
               <w:rPr>
                 <w:sz w:val="19"/>
               </w:rPr>
-              <w:t>221 PYQs</w:t>
+              <w:t>147 PYQs</w:t>
             </w:r>
           </w:p>
         </w:tc>
@@ -230,7 +230,94 @@
                 <w:color w:val="718096"/>
                 <w:sz w:val="19"/>
               </w:rPr>
-              <w:t>General Concept</w:t>
+              <w:t>Rate Laws</w:t>
+            </w:r>
+          </w:p>
+        </w:tc>
+      </w:tr>
+      <w:tr>
+        <w:tc>
+          <w:tcPr>
+            <w:tcW w:type="dxa" w:w="2160"/>
+            <w:shd w:fill="FFFFFF"/>
+            <w:tcMar>
+              <w:top w:w="80" w:type="dxa"/>
+              <w:bottom w:w="80" w:type="dxa"/>
+              <w:left w:w="150" w:type="dxa"/>
+              <w:right w:w="150" w:type="dxa"/>
+            </w:tcMar>
+          </w:tcPr>
+          <w:p>
+            <w:r>
+              <w:rPr>
+                <w:b/>
+                <w:color w:val="C53030"/>
+                <w:sz w:val="19"/>
+              </w:rPr>
+              <w:t>Very High</w:t>
+            </w:r>
+          </w:p>
+        </w:tc>
+        <w:tc>
+          <w:tcPr>
+            <w:tcW w:type="dxa" w:w="4320"/>
+            <w:shd w:fill="FFFFFF"/>
+            <w:tcMar>
+              <w:top w:w="80" w:type="dxa"/>
+              <w:bottom w:w="80" w:type="dxa"/>
+              <w:left w:w="150" w:type="dxa"/>
+              <w:right w:w="150" w:type="dxa"/>
+            </w:tcMar>
+          </w:tcPr>
+          <w:p>
+            <w:r>
+              <w:rPr>
+                <w:b/>
+                <w:color w:val="2D3748"/>
+                <w:sz w:val="19"/>
+              </w:rPr>
+              <w:t>Arrhenius Equation &amp; Activation Energy</w:t>
+            </w:r>
+          </w:p>
+        </w:tc>
+        <w:tc>
+          <w:tcPr>
+            <w:tcW w:type="dxa" w:w="1728"/>
+            <w:shd w:fill="FFFFFF"/>
+            <w:tcMar>
+              <w:top w:w="80" w:type="dxa"/>
+              <w:bottom w:w="80" w:type="dxa"/>
+              <w:left w:w="150" w:type="dxa"/>
+              <w:right w:w="150" w:type="dxa"/>
+            </w:tcMar>
+          </w:tcPr>
+          <w:p>
+            <w:r>
+              <w:rPr>
+                <w:sz w:val="19"/>
+              </w:rPr>
+              <w:t>82 PYQs</w:t>
+            </w:r>
+          </w:p>
+        </w:tc>
+        <w:tc>
+          <w:tcPr>
+            <w:tcW w:type="dxa" w:w="1872"/>
+            <w:shd w:fill="FFFFFF"/>
+            <w:tcMar>
+              <w:top w:w="80" w:type="dxa"/>
+              <w:bottom w:w="80" w:type="dxa"/>
+              <w:left w:w="150" w:type="dxa"/>
+              <w:right w:w="150" w:type="dxa"/>
+            </w:tcMar>
+          </w:tcPr>
+          <w:p>
+            <w:r>
+              <w:rPr>
+                <w:color w:val="718096"/>
+                <w:sz w:val="19"/>
+              </w:rPr>
+              <w:t>Temperature &amp; Catalysis</w:t>
             </w:r>
           </w:p>
         </w:tc>
@@ -311,6 +398,98 @@
           </w:p>
         </w:tc>
       </w:tr>
+      <w:tr>
+        <w:tc>
+          <w:tcPr>
+            <w:tcW w:type="dxa" w:w="3600"/>
+            <w:shd w:fill="F7FAFC"/>
+            <w:tcMar>
+              <w:top w:w="100" w:type="dxa"/>
+              <w:bottom w:w="100" w:type="dxa"/>
+              <w:left w:w="150" w:type="dxa"/>
+              <w:right w:w="150" w:type="dxa"/>
+            </w:tcMar>
+          </w:tcPr>
+          <w:p>
+            <w:r>
+              <w:rPr>
+                <w:b/>
+                <w:color w:val="1A365D"/>
+                <w:sz w:val="19"/>
+              </w:rPr>
+              <w:t>Rate Law, Order &amp; Integrated Rate Equations</w:t>
+            </w:r>
+          </w:p>
+        </w:tc>
+        <w:tc>
+          <w:tcPr>
+            <w:tcW w:type="dxa" w:w="6480"/>
+            <w:shd w:fill="F7FAFC"/>
+            <w:tcMar>
+              <w:top w:w="100" w:type="dxa"/>
+              <w:bottom w:w="100" w:type="dxa"/>
+              <w:left w:w="150" w:type="dxa"/>
+              <w:right w:w="150" w:type="dxa"/>
+            </w:tcMar>
+          </w:tcPr>
+          <w:p>
+            <w:r>
+              <w:rPr>
+                <w:rFonts w:ascii="Cambria Math" w:hAnsi="Cambria Math"/>
+                <w:color w:val="2D3748"/>
+                <w:sz w:val="19"/>
+              </w:rPr>
+              <w:t>\text{Zero: } [A] = [A]_0 - kt, \; t_{1/2} = \frac{[A]_0}{2k}, \quad \text{First: } k = \frac{2.303}{t}\log\frac{[A]_0}{[A]}, \; t_{1/2} = \frac{0.693}{k}</w:t>
+            </w:r>
+          </w:p>
+        </w:tc>
+      </w:tr>
+      <w:tr>
+        <w:tc>
+          <w:tcPr>
+            <w:tcW w:type="dxa" w:w="3600"/>
+            <w:shd w:fill="FFFFFF"/>
+            <w:tcMar>
+              <w:top w:w="100" w:type="dxa"/>
+              <w:bottom w:w="100" w:type="dxa"/>
+              <w:left w:w="150" w:type="dxa"/>
+              <w:right w:w="150" w:type="dxa"/>
+            </w:tcMar>
+          </w:tcPr>
+          <w:p>
+            <w:r>
+              <w:rPr>
+                <w:b/>
+                <w:color w:val="1A365D"/>
+                <w:sz w:val="19"/>
+              </w:rPr>
+              <w:t>Arrhenius Equation &amp; Activation Energy</w:t>
+            </w:r>
+          </w:p>
+        </w:tc>
+        <w:tc>
+          <w:tcPr>
+            <w:tcW w:type="dxa" w:w="6480"/>
+            <w:shd w:fill="FFFFFF"/>
+            <w:tcMar>
+              <w:top w:w="100" w:type="dxa"/>
+              <w:bottom w:w="100" w:type="dxa"/>
+              <w:left w:w="150" w:type="dxa"/>
+              <w:right w:w="150" w:type="dxa"/>
+            </w:tcMar>
+          </w:tcPr>
+          <w:p>
+            <w:r>
+              <w:rPr>
+                <w:rFonts w:ascii="Cambria Math" w:hAnsi="Cambria Math"/>
+                <w:color w:val="2D3748"/>
+                <w:sz w:val="19"/>
+              </w:rPr>
+              <w:t>k = A e^{-E_a/RT}, \quad \ln k = \ln A - \frac{E_a}{RT}, \quad \log_{10}\left(\frac{k_2}{k_1}\right) = \frac{E_a}{2.303R}\left(\frac{T_2 - T_1}{T_1 T_2}\right)</w:t>
+            </w:r>
+          </w:p>
+        </w:tc>
+      </w:tr>
     </w:tbl>
     <w:p>
       <w:pPr>
@@ -338,7 +517,7 @@
           <w:color w:val="2B6CB0"/>
           <w:sz w:val="24"/>
         </w:rPr>
-        <w:t>3.1 Chemical Kinetics And Nuclear Chemistry - Core Application (Very High Yield — 221 PYQs)</w:t>
+        <w:t>3.1 Rate Law, Order &amp; Integrated Rate Equations (Very High Yield — 147 PYQs)</w:t>
       </w:r>
     </w:p>
     <w:p>
@@ -353,7 +532,7 @@
         <w:rPr>
           <w:sz w:val="20"/>
         </w:rPr>
-        <w:t>Key problem pattern in Chemical Kinetics And Nuclear Chemistry.</w:t>
+        <w:t>Differential and integrated rate laws, half-life formulas, and overall reaction order determined from initial rates.</w:t>
       </w:r>
     </w:p>
     <w:tbl>
@@ -391,7 +570,7 @@
                 <w:color w:val="2D3748"/>
                 <w:sz w:val="19"/>
               </w:rPr>
-              <w:t>Watch for algebraic and sign errors.</w:t>
+              <w:t>For a first-order reaction, half-life t_(1/2) = (0.693 / k) is strictly INDEPENDENT of initial concentration [A]_0.</w:t>
             </w:r>
           </w:p>
         </w:tc>
@@ -432,7 +611,7 @@
                 <w:color w:val="2D3748"/>
                 <w:sz w:val="19"/>
               </w:rPr>
-              <w:t>Verify dimensions and boundary conditions.</w:t>
+              <w:t>For an n^th order reaction: t_(1/2) \propto \frac1[A]_0^n - 1. Units of rate constant k = mol^1-nL^n-1s^-1.</w:t>
             </w:r>
           </w:p>
         </w:tc>
@@ -521,6 +700,160 @@
         <w:rPr>
           <w:sz w:val="18"/>
         </w:rPr>
+        <w:t xml:space="preserve">"A → product (First order reaction). Three sets of experiment were performed for a reaction under similar experimental conditions..."  </w:t>
+      </w:r>
+      <w:r>
+        <w:rPr>
+          <w:b/>
+          <w:color w:val="2B6CB0"/>
+          <w:sz w:val="18"/>
+        </w:rPr>
+        <w:t>[Ans: N/A]</w:t>
+      </w:r>
+    </w:p>
+    <w:p>
+      <w:pPr>
+        <w:spacing w:after="120"/>
+      </w:pPr>
+    </w:p>
+    <w:p>
+      <w:pPr>
+        <w:pStyle w:val="Heading2"/>
+      </w:pPr>
+      <w:r>
+        <w:rPr>
+          <w:color w:val="2B6CB0"/>
+          <w:sz w:val="24"/>
+        </w:rPr>
+        <w:t>3.2 Arrhenius Equation &amp; Activation Energy (Very High Yield — 82 PYQs)</w:t>
+      </w:r>
+    </w:p>
+    <w:p>
+      <w:r>
+        <w:rPr>
+          <w:b/>
+          <w:sz w:val="20"/>
+        </w:rPr>
+        <w:t xml:space="preserve">Core Principle: </w:t>
+      </w:r>
+      <w:r>
+        <w:rPr>
+          <w:sz w:val="20"/>
+        </w:rPr>
+        <w:t>Temperature dependence of reaction rates, activation energy E_a, Arrhenius plot (ln k vs 1/T), and catalyst energy profiles.</w:t>
+      </w:r>
+    </w:p>
+    <w:tbl>
+      <w:tblPr>
+        <w:tblW w:type="auto" w:w="0"/>
+        <w:jc w:val="center"/>
+        <w:tblLook w:firstColumn="1" w:firstRow="1" w:lastColumn="0" w:lastRow="0" w:noHBand="0" w:noVBand="1" w:val="04A0"/>
+      </w:tblPr>
+      <w:tblGrid>
+        <w:gridCol w:w="10080"/>
+      </w:tblGrid>
+      <w:tr>
+        <w:tc>
+          <w:tcPr>
+            <w:tcW w:type="dxa" w:w="10080"/>
+            <w:shd w:fill="FFF5F5"/>
+            <w:tcMar>
+              <w:top w:w="100" w:type="dxa"/>
+              <w:bottom w:w="100" w:type="dxa"/>
+              <w:left w:w="150" w:type="dxa"/>
+              <w:right w:w="150" w:type="dxa"/>
+            </w:tcMar>
+          </w:tcPr>
+          <w:p>
+            <w:r>
+              <w:rPr>
+                <w:b/>
+                <w:color w:val="C53030"/>
+                <w:sz w:val="19"/>
+              </w:rPr>
+              <w:t xml:space="preserve">⚠️ Common Trap / JEE Pitfall: </w:t>
+            </w:r>
+            <w:r>
+              <w:rPr>
+                <w:color w:val="2D3748"/>
+                <w:sz w:val="19"/>
+              </w:rPr>
+              <w:t>A positive catalyst increases rate by LOWERING activation energy E_a; it does NOT alter the equilibrium constant K_(eq) or Δ H!</w:t>
+            </w:r>
+          </w:p>
+        </w:tc>
+      </w:tr>
+    </w:tbl>
+    <w:tbl>
+      <w:tblPr>
+        <w:tblW w:type="auto" w:w="0"/>
+        <w:jc w:val="center"/>
+        <w:tblLook w:firstColumn="1" w:firstRow="1" w:lastColumn="0" w:lastRow="0" w:noHBand="0" w:noVBand="1" w:val="04A0"/>
+      </w:tblPr>
+      <w:tblGrid>
+        <w:gridCol w:w="10080"/>
+      </w:tblGrid>
+      <w:tr>
+        <w:tc>
+          <w:tcPr>
+            <w:tcW w:type="dxa" w:w="10080"/>
+            <w:shd w:fill="F0FFF4"/>
+            <w:tcMar>
+              <w:top w:w="100" w:type="dxa"/>
+              <w:bottom w:w="100" w:type="dxa"/>
+              <w:left w:w="150" w:type="dxa"/>
+              <w:right w:w="150" w:type="dxa"/>
+            </w:tcMar>
+          </w:tcPr>
+          <w:p>
+            <w:r>
+              <w:rPr>
+                <w:b/>
+                <w:color w:val="276749"/>
+                <w:sz w:val="19"/>
+              </w:rPr>
+              <w:t xml:space="preserve">💡 Speed Hack / Trick: </w:t>
+            </w:r>
+            <w:r>
+              <w:rPr>
+                <w:color w:val="2D3748"/>
+                <w:sz w:val="19"/>
+              </w:rPr>
+              <w:t>Plot of log_(10) k vs (1 / T) gives a straight line with slope = -(E_a / 2.303 R) and y-intercept = log_(10) A.</w:t>
+            </w:r>
+          </w:p>
+        </w:tc>
+      </w:tr>
+    </w:tbl>
+    <w:p>
+      <w:pPr>
+        <w:spacing w:before="120" w:after="40"/>
+      </w:pPr>
+      <w:r>
+        <w:rPr>
+          <w:b/>
+          <w:color w:val="1A365D"/>
+          <w:sz w:val="19"/>
+        </w:rPr>
+        <w:t>Source PYQs testing this concept:</w:t>
+      </w:r>
+    </w:p>
+    <w:p>
+      <w:pPr>
+        <w:pStyle w:val="ListBullet"/>
+        <w:spacing w:after="40"/>
+      </w:pPr>
+      <w:r>
+        <w:rPr>
+          <w:b/>
+          <w:sz w:val="18"/>
+        </w:rPr>
+        <w:t xml:space="preserve">[2026 Morning Shift] Q#1 (MCQ): </w:t>
+      </w:r>
+      <w:r>
+        <w:rPr>
+          <w:sz w:val="18"/>
+        </w:rPr>
         <w:t xml:space="preserve">"At 27°C in presence of a catalyst, activation energy of a reaction is lowered by 10kJmol^-1 . The logarithm of ratio of $\frac{..."  </w:t>
       </w:r>
       <w:r>
@@ -530,6 +863,60 @@
           <w:sz w:val="18"/>
         </w:rPr>
         <w:t>[Ans: A]</w:t>
+      </w:r>
+    </w:p>
+    <w:p>
+      <w:pPr>
+        <w:pStyle w:val="ListBullet"/>
+        <w:spacing w:after="40"/>
+      </w:pPr>
+      <w:r>
+        <w:rPr>
+          <w:b/>
+          <w:sz w:val="18"/>
+        </w:rPr>
+        <w:t xml:space="preserve">[2026 Evening Shift] Q#1 (Numerical): </w:t>
+      </w:r>
+      <w:r>
+        <w:rPr>
+          <w:sz w:val="18"/>
+        </w:rPr>
+        <w:t xml:space="preserve">"A → B (first reaction) C → D (second reaction) Consider the above two first-order reactions. The rate constant for first reaction at 500 K i..."  </w:t>
+      </w:r>
+      <w:r>
+        <w:rPr>
+          <w:b/>
+          <w:color w:val="2B6CB0"/>
+          <w:sz w:val="18"/>
+        </w:rPr>
+        <w:t>[Ans: 5]</w:t>
+      </w:r>
+    </w:p>
+    <w:p>
+      <w:pPr>
+        <w:pStyle w:val="ListBullet"/>
+        <w:spacing w:after="40"/>
+      </w:pPr>
+      <w:r>
+        <w:rPr>
+          <w:b/>
+          <w:sz w:val="18"/>
+        </w:rPr>
+        <w:t xml:space="preserve">[2026 Morning Shift] Q#1 (Numerical): </w:t>
+      </w:r>
+      <w:r>
+        <w:rPr>
+          <w:sz w:val="18"/>
+        </w:rPr>
+        <w:t xml:space="preserve">"The temperature at which the rate constants of the given below two gaseous reactions become equal is ____ K. (Nearest integer) $\begin{ali..."  </w:t>
+      </w:r>
+      <w:r>
+        <w:rPr>
+          <w:b/>
+          <w:color w:val="2B6CB0"/>
+          <w:sz w:val="18"/>
+        </w:rPr>
+        <w:t>[Ans: 1303]</w:t>
       </w:r>
     </w:p>
     <w:p>
@@ -662,6 +1049,79 @@
               <w:t>Solution Analysis:</w:t>
               <w:br/>
               <w:t>Arrhenius equation (NCERT): k=Ae^-\fracE_(a)RT Given: catalyst lowers activation energy by 10kJ mol^-1=10000J mol^-1 and frequency factor A is same. So, \frack_(cat)k_(uncat)=\fracAe^-\fracE_(a,cat)RTAe^-\fracE_(a,uncat)RT=e^\fracE_(a,uncat)-E_(a,cat)RT=e^(10000 / RT) At 27°C , T=300K and R=8.314J mol^-1K^-1 : (10000 / RT)=(10000 / 8.314 × 300) ≈ 4.009 So, log_(10)(\frack_(cat)k_(uncat))=log_(10)(e^4.009)=(4.009 / 2.303) ≈ 1.741 Correct option: A (1.741)</w:t>
+            </w:r>
+          </w:p>
+        </w:tc>
+      </w:tr>
+    </w:tbl>
+    <w:p>
+      <w:pPr>
+        <w:spacing w:after="120"/>
+      </w:pPr>
+    </w:p>
+    <w:p>
+      <w:pPr>
+        <w:spacing w:before="160" w:after="40"/>
+      </w:pPr>
+      <w:r>
+        <w:rPr>
+          <w:b/>
+          <w:color w:val="1A365D"/>
+          <w:sz w:val="22"/>
+        </w:rPr>
+        <w:t>Benchmark Problem 2: JEE Main 2026 (Online) 5th April Morning Shift (Q#1)</w:t>
+      </w:r>
+    </w:p>
+    <w:p>
+      <w:pPr>
+        <w:spacing w:after="80"/>
+      </w:pPr>
+      <w:r>
+        <w:rPr>
+          <w:sz w:val="20"/>
+        </w:rPr>
+        <w:t>If the half life of a first order reaction is 6.93 minutes then the time required for completion of 99% of the reaction will be ____ minutes. (Given :log2=0.3010 )</w:t>
+      </w:r>
+    </w:p>
+    <w:tbl>
+      <w:tblPr>
+        <w:tblW w:type="auto" w:w="0"/>
+        <w:jc w:val="center"/>
+        <w:tblLook w:firstColumn="1" w:firstRow="1" w:lastColumn="0" w:lastRow="0" w:noHBand="0" w:noVBand="1" w:val="04A0"/>
+      </w:tblPr>
+      <w:tblGrid>
+        <w:gridCol w:w="10080"/>
+      </w:tblGrid>
+      <w:tr>
+        <w:tc>
+          <w:tcPr>
+            <w:tcW w:type="dxa" w:w="10080"/>
+            <w:shd w:fill="F7FAFC"/>
+            <w:tcMar>
+              <w:top w:w="100" w:type="dxa"/>
+              <w:bottom w:w="100" w:type="dxa"/>
+              <w:left w:w="150" w:type="dxa"/>
+              <w:right w:w="150" w:type="dxa"/>
+            </w:tcMar>
+          </w:tcPr>
+          <w:p>
+            <w:r>
+              <w:rPr>
+                <w:b/>
+                <w:color w:val="1A365D"/>
+                <w:sz w:val="19"/>
+              </w:rPr>
+              <w:t>Correct Answer: 46</w:t>
+              <w:br/>
+            </w:r>
+            <w:r>
+              <w:rPr>
+                <w:color w:val="2D3748"/>
+                <w:sz w:val="18"/>
+              </w:rPr>
+              <w:t>Solution Analysis:</w:t>
+              <w:br/>
+              <w:t>For a first order reaction, t_(1/2)=(0.693 / k) Given: t_(1/2)=6.93min So, k=(0.693 / 6.93)=0.1min^-1 Now, 99% completion means only 1% of the reactant is left. So, \frac[A]_(0)[A]=(100 / 1)=100 For a first order reaction, t=(2.303 / k)log\frac[A]_(0)[A] Substituting the values: t=(2.303 / 0.1)log100 Since, log100=2 therefore, t=(2.303 / 0.1) × 2 t=23.03 × 2=46.06min Hence, the time required for 99% completion of the reaction is 46.06minutes</w:t>
             </w:r>
           </w:p>
         </w:tc>

--- a/data/exports/chemical-kinetics-and-nuclear-chemistry_revision_notes.docx
+++ b/data/exports/chemical-kinetics-and-nuclear-chemistry_revision_notes.docx
@@ -209,7 +209,7 @@
               <w:rPr>
                 <w:sz w:val="19"/>
               </w:rPr>
-              <w:t>147 PYQs</w:t>
+              <w:t>172 PYQs</w:t>
             </w:r>
           </w:p>
         </w:tc>
@@ -296,7 +296,7 @@
               <w:rPr>
                 <w:sz w:val="19"/>
               </w:rPr>
-              <w:t>82 PYQs</w:t>
+              <w:t>55 PYQs</w:t>
             </w:r>
           </w:p>
         </w:tc>
@@ -517,7 +517,7 @@
           <w:color w:val="2B6CB0"/>
           <w:sz w:val="24"/>
         </w:rPr>
-        <w:t>3.1 Rate Law, Order &amp; Integrated Rate Equations (Very High Yield — 147 PYQs)</w:t>
+        <w:t>3.1 Rate Law, Order &amp; Integrated Rate Equations (Very High Yield — 172 PYQs)</w:t>
       </w:r>
     </w:p>
     <w:p>
@@ -725,7 +725,7 @@
           <w:color w:val="2B6CB0"/>
           <w:sz w:val="24"/>
         </w:rPr>
-        <w:t>3.2 Arrhenius Equation &amp; Activation Energy (Very High Yield — 82 PYQs)</w:t>
+        <w:t>3.2 Arrhenius Equation &amp; Activation Energy (Very High Yield — 55 PYQs)</w:t>
       </w:r>
     </w:p>
     <w:p>
@@ -902,13 +902,13 @@
           <w:b/>
           <w:sz w:val="18"/>
         </w:rPr>
-        <w:t xml:space="preserve">[2026 Morning Shift] Q#1 (Numerical): </w:t>
+        <w:t xml:space="preserve">[2026 Morning Shift] Q#2 (Numerical): </w:t>
       </w:r>
       <w:r>
         <w:rPr>
           <w:sz w:val="18"/>
         </w:rPr>
-        <w:t xml:space="preserve">"The temperature at which the rate constants of the given below two gaseous reactions become equal is ____ K. (Nearest integer) $\begin{ali..."  </w:t>
+        <w:t xml:space="preserve">"Pre-exponential factors of two different reactions of same order are identical. Let activation energy of first reaction exceeds the activati..."  </w:t>
       </w:r>
       <w:r>
         <w:rPr>
@@ -916,7 +916,7 @@
           <w:color w:val="2B6CB0"/>
           <w:sz w:val="18"/>
         </w:rPr>
-        <w:t>[Ans: 1303]</w:t>
+        <w:t>[Ans: 8]</w:t>
       </w:r>
     </w:p>
     <w:p>
